--- a/Paper/Liver_Disease_Paper/Iteration_0/Tables/Table 4.docx
+++ b/Paper/Liver_Disease_Paper/Iteration_0/Tables/Table 4.docx
@@ -16,7 +16,6 @@
           <w:szCs w:val="16"/>
         </w:rPr>
       </w:pPr>
-      <w:bookmarkStart w:id="0" w:name="_GoBack"/>
       <w:r>
         <w:rPr>
           <w:rFonts w:ascii="Arial" w:hAnsi="Arial" w:cs="Arial"/>
@@ -26,7 +25,7 @@
           <w:sz w:val="16"/>
           <w:szCs w:val="16"/>
         </w:rPr>
-        <w:t xml:space="preserve">Table </w:t>
+        <w:t>Table</w:t>
       </w:r>
       <w:r>
         <w:rPr>
@@ -37,65 +36,9 @@
           <w:sz w:val="16"/>
           <w:szCs w:val="16"/>
         </w:rPr>
-        <w:fldChar w:fldCharType="begin"/>
+        <w:t xml:space="preserve"> 4</w:t>
       </w:r>
-      <w:r>
-        <w:rPr>
-          <w:rFonts w:ascii="Arial" w:hAnsi="Arial" w:cs="Arial"/>
-          <w:b/>
-          <w:i w:val="0"/>
-          <w:color w:val="auto"/>
-          <w:sz w:val="16"/>
-          <w:szCs w:val="16"/>
-        </w:rPr>
-        <w:instrText xml:space="preserve"> SEQ Table \* ARABIC </w:instrText>
-      </w:r>
-      <w:r>
-        <w:rPr>
-          <w:rFonts w:ascii="Arial" w:hAnsi="Arial" w:cs="Arial"/>
-          <w:b/>
-          <w:i w:val="0"/>
-          <w:color w:val="auto"/>
-          <w:sz w:val="16"/>
-          <w:szCs w:val="16"/>
-        </w:rPr>
-        <w:fldChar w:fldCharType="separate"/>
-      </w:r>
-      <w:r>
-        <w:rPr>
-          <w:rFonts w:ascii="Arial" w:hAnsi="Arial" w:cs="Arial"/>
-          <w:b/>
-          <w:i w:val="0"/>
-          <w:noProof/>
-          <w:color w:val="auto"/>
-          <w:sz w:val="16"/>
-          <w:szCs w:val="16"/>
-        </w:rPr>
-        <w:t>5</w:t>
-      </w:r>
-      <w:r>
-        <w:rPr>
-          <w:rFonts w:ascii="Arial" w:hAnsi="Arial" w:cs="Arial"/>
-          <w:b/>
-          <w:i w:val="0"/>
-          <w:noProof/>
-          <w:color w:val="auto"/>
-          <w:sz w:val="16"/>
-          <w:szCs w:val="16"/>
-        </w:rPr>
-        <w:fldChar w:fldCharType="end"/>
-      </w:r>
-      <w:r>
-        <w:rPr>
-          <w:rFonts w:ascii="Arial" w:hAnsi="Arial" w:cs="Arial"/>
-          <w:b/>
-          <w:i w:val="0"/>
-          <w:color w:val="auto"/>
-          <w:sz w:val="16"/>
-          <w:szCs w:val="16"/>
-        </w:rPr>
-        <w:t>: Metrics of Dice Similarity Coefficien</w:t>
-      </w:r>
+      <w:bookmarkStart w:id="0" w:name="_GoBack"/>
       <w:bookmarkEnd w:id="0"/>
       <w:r>
         <w:rPr>
@@ -106,7 +49,7 @@
           <w:sz w:val="16"/>
           <w:szCs w:val="16"/>
         </w:rPr>
-        <w:t>t, Median Surface Distance (mm), False</w:t>
+        <w:t>: Metrics of Dice Similarity Coefficient, Median Surface Distance (mm), False</w:t>
       </w:r>
       <w:r>
         <w:rPr>
